--- a/LAB_7/nhập môn công nghệ thông tin lap 7.docx
+++ b/LAB_7/nhập môn công nghệ thông tin lap 7.docx
@@ -2,7 +2,1116 @@
 <file path=word/document.xml><?xml version="1.0" encoding="utf-8"?>
 <w:document xmlns:wpc="http://schemas.microsoft.com/office/word/2010/wordprocessingCanvas" xmlns:cx="http://schemas.microsoft.com/office/drawing/2014/chartex" xmlns:cx1="http://schemas.microsoft.com/office/drawing/2015/9/8/chartex" xmlns:cx2="http://schemas.microsoft.com/office/drawing/2015/10/21/chartex" xmlns:cx3="http://schemas.microsoft.com/office/drawing/2016/5/9/chartex" xmlns:cx4="http://schemas.microsoft.com/office/drawing/2016/5/10/chartex" xmlns:cx5="http://schemas.microsoft.com/office/drawing/2016/5/11/chartex" xmlns:cx6="http://schemas.microsoft.com/office/drawing/2016/5/12/chartex" xmlns:cx7="http://schemas.microsoft.com/office/drawing/2016/5/13/chartex" xmlns:cx8="http://schemas.microsoft.com/office/drawing/2016/5/14/chartex" xmlns:mc="http://schemas.openxmlformats.org/markup-compatibility/2006" xmlns:aink="http://schemas.microsoft.com/office/drawing/2016/ink" xmlns:am3d="http://schemas.microsoft.com/office/drawing/2017/model3d" xmlns:o="urn:schemas-microsoft-com:office:office" xmlns:r="http://schemas.openxmlformats.org/officeDocument/2006/relationships" xmlns:m="http://schemas.openxmlformats.org/officeDocument/2006/math" xmlns:v="urn:schemas-microsoft-com:vml" xmlns:wp14="http://schemas.microsoft.com/office/word/2010/wordprocessingDrawing" xmlns:wp="http://schemas.openxmlformats.org/drawingml/2006/wordprocessingDrawing" xmlns:w10="urn:schemas-microsoft-com:office:word" xmlns:w="http://schemas.openxmlformats.org/wordprocessingml/2006/main" xmlns:w14="http://schemas.microsoft.com/office/word/2010/wordml" xmlns:w15="http://schemas.microsoft.com/office/word/2012/wordml" xmlns:w16cex="http://schemas.microsoft.com/office/word/2018/wordml/cex" xmlns:w16cid="http://schemas.microsoft.com/office/word/2016/wordml/cid" xmlns:w16="http://schemas.microsoft.com/office/word/2018/wordml" xmlns:w16sdtdh="http://schemas.microsoft.com/office/word/2020/wordml/sdtdatahash" xmlns:w16se="http://schemas.microsoft.com/office/word/2015/wordml/symex" xmlns:wpg="http://schemas.microsoft.com/office/word/2010/wordprocessingGroup" xmlns:wpi="http://schemas.microsoft.com/office/word/2010/wordprocessingInk" xmlns:wne="http://schemas.microsoft.com/office/word/2006/wordml" xmlns:wps="http://schemas.microsoft.com/office/word/2010/wordprocessingShape" mc:Ignorable="w14 w15 w16se w16cid w16 w16cex w16sdtdh wp14">
   <w:body>
-    <w:p/>
+    <w:p>
+      <w:pPr>
+        <w:jc w:val="center"/>
+        <w:rPr>
+          <w:sz w:val="44"/>
+          <w:szCs w:val="44"/>
+          <w:lang w:val="en-US"/>
+        </w:rPr>
+      </w:pPr>
+      <w:proofErr w:type="spellStart"/>
+      <w:r>
+        <w:rPr>
+          <w:sz w:val="44"/>
+          <w:szCs w:val="44"/>
+          <w:lang w:val="en-US"/>
+        </w:rPr>
+        <w:t>Nhập</w:t>
+      </w:r>
+      <w:proofErr w:type="spellEnd"/>
+      <w:r>
+        <w:rPr>
+          <w:sz w:val="44"/>
+          <w:szCs w:val="44"/>
+          <w:lang w:val="en-US"/>
+        </w:rPr>
+        <w:t xml:space="preserve"> </w:t>
+      </w:r>
+      <w:proofErr w:type="spellStart"/>
+      <w:r>
+        <w:rPr>
+          <w:sz w:val="44"/>
+          <w:szCs w:val="44"/>
+          <w:lang w:val="en-US"/>
+        </w:rPr>
+        <w:t>môn</w:t>
+      </w:r>
+      <w:proofErr w:type="spellEnd"/>
+      <w:r>
+        <w:rPr>
+          <w:sz w:val="44"/>
+          <w:szCs w:val="44"/>
+          <w:lang w:val="en-US"/>
+        </w:rPr>
+        <w:t xml:space="preserve"> </w:t>
+      </w:r>
+      <w:proofErr w:type="spellStart"/>
+      <w:r>
+        <w:rPr>
+          <w:sz w:val="44"/>
+          <w:szCs w:val="44"/>
+          <w:lang w:val="en-US"/>
+        </w:rPr>
+        <w:t>công</w:t>
+      </w:r>
+      <w:proofErr w:type="spellEnd"/>
+      <w:r>
+        <w:rPr>
+          <w:sz w:val="44"/>
+          <w:szCs w:val="44"/>
+          <w:lang w:val="en-US"/>
+        </w:rPr>
+        <w:t xml:space="preserve"> </w:t>
+      </w:r>
+      <w:proofErr w:type="spellStart"/>
+      <w:r>
+        <w:rPr>
+          <w:sz w:val="44"/>
+          <w:szCs w:val="44"/>
+          <w:lang w:val="en-US"/>
+        </w:rPr>
+        <w:t>nghệ</w:t>
+      </w:r>
+      <w:proofErr w:type="spellEnd"/>
+      <w:r>
+        <w:rPr>
+          <w:sz w:val="44"/>
+          <w:szCs w:val="44"/>
+          <w:lang w:val="en-US"/>
+        </w:rPr>
+        <w:t xml:space="preserve"> </w:t>
+      </w:r>
+      <w:proofErr w:type="spellStart"/>
+      <w:r>
+        <w:rPr>
+          <w:sz w:val="44"/>
+          <w:szCs w:val="44"/>
+          <w:lang w:val="en-US"/>
+        </w:rPr>
+        <w:t>thông</w:t>
+      </w:r>
+      <w:proofErr w:type="spellEnd"/>
+      <w:r>
+        <w:rPr>
+          <w:sz w:val="44"/>
+          <w:szCs w:val="44"/>
+          <w:lang w:val="en-US"/>
+        </w:rPr>
+        <w:t xml:space="preserve"> tin</w:t>
+      </w:r>
+    </w:p>
+    <w:p>
+      <w:pPr>
+        <w:jc w:val="center"/>
+        <w:rPr>
+          <w:sz w:val="44"/>
+          <w:szCs w:val="44"/>
+          <w:lang w:val="en-US"/>
+        </w:rPr>
+      </w:pPr>
+      <w:r>
+        <w:rPr>
+          <w:sz w:val="44"/>
+          <w:szCs w:val="44"/>
+          <w:lang w:val="en-US"/>
+        </w:rPr>
+        <w:t>Lab7</w:t>
+      </w:r>
+    </w:p>
+    <w:p>
+      <w:pPr>
+        <w:rPr>
+          <w:sz w:val="26"/>
+          <w:szCs w:val="26"/>
+          <w:lang w:val="en-US"/>
+        </w:rPr>
+      </w:pPr>
+      <w:proofErr w:type="spellStart"/>
+      <w:r>
+        <w:rPr>
+          <w:sz w:val="26"/>
+          <w:szCs w:val="26"/>
+          <w:lang w:val="en-US"/>
+        </w:rPr>
+        <w:t>Bài</w:t>
+      </w:r>
+      <w:proofErr w:type="spellEnd"/>
+      <w:r>
+        <w:rPr>
+          <w:sz w:val="26"/>
+          <w:szCs w:val="26"/>
+          <w:lang w:val="en-US"/>
+        </w:rPr>
+        <w:t xml:space="preserve"> 1:</w:t>
+      </w:r>
+    </w:p>
+    <w:p>
+      <w:pPr>
+        <w:rPr>
+          <w:sz w:val="26"/>
+          <w:szCs w:val="26"/>
+          <w:lang w:val="en-US"/>
+        </w:rPr>
+      </w:pPr>
+      <w:r>
+        <w:rPr>
+          <w:sz w:val="26"/>
+          <w:szCs w:val="26"/>
+          <w:lang w:val="en-US"/>
+        </w:rPr>
+        <w:t xml:space="preserve">112(10) sang </w:t>
+      </w:r>
+      <w:proofErr w:type="spellStart"/>
+      <w:r>
+        <w:rPr>
+          <w:sz w:val="26"/>
+          <w:szCs w:val="26"/>
+          <w:lang w:val="en-US"/>
+        </w:rPr>
+        <w:t>hệ</w:t>
+      </w:r>
+      <w:proofErr w:type="spellEnd"/>
+      <w:r>
+        <w:rPr>
+          <w:sz w:val="26"/>
+          <w:szCs w:val="26"/>
+          <w:lang w:val="en-US"/>
+        </w:rPr>
+        <w:t xml:space="preserve"> </w:t>
+      </w:r>
+      <w:proofErr w:type="spellStart"/>
+      <w:r>
+        <w:rPr>
+          <w:sz w:val="26"/>
+          <w:szCs w:val="26"/>
+          <w:lang w:val="en-US"/>
+        </w:rPr>
+        <w:t>nhị</w:t>
+      </w:r>
+      <w:proofErr w:type="spellEnd"/>
+      <w:r>
+        <w:rPr>
+          <w:sz w:val="26"/>
+          <w:szCs w:val="26"/>
+          <w:lang w:val="en-US"/>
+        </w:rPr>
+        <w:t xml:space="preserve"> </w:t>
+      </w:r>
+      <w:proofErr w:type="spellStart"/>
+      <w:r>
+        <w:rPr>
+          <w:sz w:val="26"/>
+          <w:szCs w:val="26"/>
+          <w:lang w:val="en-US"/>
+        </w:rPr>
+        <w:t>phân</w:t>
+      </w:r>
+      <w:proofErr w:type="spellEnd"/>
+      <w:r>
+        <w:rPr>
+          <w:sz w:val="26"/>
+          <w:szCs w:val="26"/>
+          <w:lang w:val="en-US"/>
+        </w:rPr>
+        <w:t xml:space="preserve"> :1110000(2) </w:t>
+      </w:r>
+    </w:p>
+    <w:p>
+      <w:pPr>
+        <w:rPr>
+          <w:sz w:val="26"/>
+          <w:szCs w:val="26"/>
+          <w:lang w:val="en-US"/>
+        </w:rPr>
+      </w:pPr>
+      <w:r>
+        <w:rPr>
+          <w:sz w:val="26"/>
+          <w:szCs w:val="26"/>
+          <w:lang w:val="en-US"/>
+        </w:rPr>
+        <w:t xml:space="preserve">115(10) sang </w:t>
+      </w:r>
+      <w:proofErr w:type="spellStart"/>
+      <w:r>
+        <w:rPr>
+          <w:sz w:val="26"/>
+          <w:szCs w:val="26"/>
+          <w:lang w:val="en-US"/>
+        </w:rPr>
+        <w:t>hệ</w:t>
+      </w:r>
+      <w:proofErr w:type="spellEnd"/>
+      <w:r>
+        <w:rPr>
+          <w:sz w:val="26"/>
+          <w:szCs w:val="26"/>
+          <w:lang w:val="en-US"/>
+        </w:rPr>
+        <w:t xml:space="preserve"> </w:t>
+      </w:r>
+      <w:proofErr w:type="spellStart"/>
+      <w:r>
+        <w:rPr>
+          <w:sz w:val="26"/>
+          <w:szCs w:val="26"/>
+          <w:lang w:val="en-US"/>
+        </w:rPr>
+        <w:t>nhị</w:t>
+      </w:r>
+      <w:proofErr w:type="spellEnd"/>
+      <w:r>
+        <w:rPr>
+          <w:sz w:val="26"/>
+          <w:szCs w:val="26"/>
+          <w:lang w:val="en-US"/>
+        </w:rPr>
+        <w:t xml:space="preserve"> </w:t>
+      </w:r>
+      <w:proofErr w:type="spellStart"/>
+      <w:proofErr w:type="gramStart"/>
+      <w:r>
+        <w:rPr>
+          <w:sz w:val="26"/>
+          <w:szCs w:val="26"/>
+          <w:lang w:val="en-US"/>
+        </w:rPr>
+        <w:t>phân</w:t>
+      </w:r>
+      <w:proofErr w:type="spellEnd"/>
+      <w:r>
+        <w:rPr>
+          <w:sz w:val="26"/>
+          <w:szCs w:val="26"/>
+          <w:lang w:val="en-US"/>
+        </w:rPr>
+        <w:t xml:space="preserve"> :</w:t>
+      </w:r>
+      <w:proofErr w:type="gramEnd"/>
+      <w:r>
+        <w:rPr>
+          <w:sz w:val="26"/>
+          <w:szCs w:val="26"/>
+          <w:lang w:val="en-US"/>
+        </w:rPr>
+        <w:t xml:space="preserve"> 10011011(2)</w:t>
+      </w:r>
+    </w:p>
+    <w:p>
+      <w:pPr>
+        <w:rPr>
+          <w:sz w:val="26"/>
+          <w:szCs w:val="26"/>
+          <w:lang w:val="en-US"/>
+        </w:rPr>
+      </w:pPr>
+      <w:r>
+        <w:rPr>
+          <w:sz w:val="26"/>
+          <w:szCs w:val="26"/>
+          <w:lang w:val="en-US"/>
+        </w:rPr>
+        <w:t xml:space="preserve">111001111(2) sang </w:t>
+      </w:r>
+      <w:proofErr w:type="spellStart"/>
+      <w:r>
+        <w:rPr>
+          <w:sz w:val="26"/>
+          <w:szCs w:val="26"/>
+          <w:lang w:val="en-US"/>
+        </w:rPr>
+        <w:t>hệ</w:t>
+      </w:r>
+      <w:proofErr w:type="spellEnd"/>
+      <w:r>
+        <w:rPr>
+          <w:sz w:val="26"/>
+          <w:szCs w:val="26"/>
+          <w:lang w:val="en-US"/>
+        </w:rPr>
+        <w:t xml:space="preserve"> </w:t>
+      </w:r>
+      <w:proofErr w:type="spellStart"/>
+      <w:r>
+        <w:rPr>
+          <w:sz w:val="26"/>
+          <w:szCs w:val="26"/>
+          <w:lang w:val="en-US"/>
+        </w:rPr>
+        <w:t>thập</w:t>
+      </w:r>
+      <w:proofErr w:type="spellEnd"/>
+      <w:r>
+        <w:rPr>
+          <w:sz w:val="26"/>
+          <w:szCs w:val="26"/>
+          <w:lang w:val="en-US"/>
+        </w:rPr>
+        <w:t xml:space="preserve"> </w:t>
+      </w:r>
+      <w:proofErr w:type="spellStart"/>
+      <w:proofErr w:type="gramStart"/>
+      <w:r>
+        <w:rPr>
+          <w:sz w:val="26"/>
+          <w:szCs w:val="26"/>
+          <w:lang w:val="en-US"/>
+        </w:rPr>
+        <w:t>phân</w:t>
+      </w:r>
+      <w:proofErr w:type="spellEnd"/>
+      <w:r>
+        <w:rPr>
+          <w:sz w:val="26"/>
+          <w:szCs w:val="26"/>
+          <w:lang w:val="en-US"/>
+        </w:rPr>
+        <w:t xml:space="preserve"> :</w:t>
+      </w:r>
+      <w:proofErr w:type="gramEnd"/>
+      <w:r>
+        <w:rPr>
+          <w:sz w:val="26"/>
+          <w:szCs w:val="26"/>
+          <w:lang w:val="en-US"/>
+        </w:rPr>
+        <w:t xml:space="preserve"> 463(10)</w:t>
+      </w:r>
+    </w:p>
+    <w:p>
+      <w:pPr>
+        <w:rPr>
+          <w:sz w:val="26"/>
+          <w:szCs w:val="26"/>
+          <w:lang w:val="en-US"/>
+        </w:rPr>
+      </w:pPr>
+      <w:r>
+        <w:rPr>
+          <w:sz w:val="26"/>
+          <w:szCs w:val="26"/>
+          <w:lang w:val="en-US"/>
+        </w:rPr>
+        <w:t xml:space="preserve">100011001(2) sang </w:t>
+      </w:r>
+      <w:proofErr w:type="spellStart"/>
+      <w:r>
+        <w:rPr>
+          <w:sz w:val="26"/>
+          <w:szCs w:val="26"/>
+          <w:lang w:val="en-US"/>
+        </w:rPr>
+        <w:t>hệ</w:t>
+      </w:r>
+      <w:proofErr w:type="spellEnd"/>
+      <w:r>
+        <w:rPr>
+          <w:sz w:val="26"/>
+          <w:szCs w:val="26"/>
+          <w:lang w:val="en-US"/>
+        </w:rPr>
+        <w:t xml:space="preserve"> </w:t>
+      </w:r>
+      <w:proofErr w:type="spellStart"/>
+      <w:r>
+        <w:rPr>
+          <w:sz w:val="26"/>
+          <w:szCs w:val="26"/>
+          <w:lang w:val="en-US"/>
+        </w:rPr>
+        <w:t>thập</w:t>
+      </w:r>
+      <w:proofErr w:type="spellEnd"/>
+      <w:r>
+        <w:rPr>
+          <w:sz w:val="26"/>
+          <w:szCs w:val="26"/>
+          <w:lang w:val="en-US"/>
+        </w:rPr>
+        <w:t xml:space="preserve"> </w:t>
+      </w:r>
+      <w:proofErr w:type="spellStart"/>
+      <w:proofErr w:type="gramStart"/>
+      <w:r>
+        <w:rPr>
+          <w:sz w:val="26"/>
+          <w:szCs w:val="26"/>
+          <w:lang w:val="en-US"/>
+        </w:rPr>
+        <w:t>phân</w:t>
+      </w:r>
+      <w:proofErr w:type="spellEnd"/>
+      <w:r>
+        <w:rPr>
+          <w:sz w:val="26"/>
+          <w:szCs w:val="26"/>
+          <w:lang w:val="en-US"/>
+        </w:rPr>
+        <w:t xml:space="preserve"> :</w:t>
+      </w:r>
+      <w:proofErr w:type="gramEnd"/>
+      <w:r>
+        <w:rPr>
+          <w:sz w:val="26"/>
+          <w:szCs w:val="26"/>
+          <w:lang w:val="en-US"/>
+        </w:rPr>
+        <w:t xml:space="preserve"> 281(10) </w:t>
+      </w:r>
+    </w:p>
+    <w:p>
+      <w:pPr>
+        <w:rPr>
+          <w:sz w:val="26"/>
+          <w:szCs w:val="26"/>
+          <w:lang w:val="en-US"/>
+        </w:rPr>
+      </w:pPr>
+      <w:r>
+        <w:rPr>
+          <w:sz w:val="26"/>
+          <w:szCs w:val="26"/>
+          <w:lang w:val="en-US"/>
+        </w:rPr>
+        <w:t xml:space="preserve">14071(10) sang </w:t>
+      </w:r>
+      <w:proofErr w:type="spellStart"/>
+      <w:r>
+        <w:rPr>
+          <w:sz w:val="26"/>
+          <w:szCs w:val="26"/>
+          <w:lang w:val="en-US"/>
+        </w:rPr>
+        <w:t>hệ</w:t>
+      </w:r>
+      <w:proofErr w:type="spellEnd"/>
+      <w:r>
+        <w:rPr>
+          <w:sz w:val="26"/>
+          <w:szCs w:val="26"/>
+          <w:lang w:val="en-US"/>
+        </w:rPr>
+        <w:t xml:space="preserve"> </w:t>
+      </w:r>
+      <w:proofErr w:type="spellStart"/>
+      <w:r>
+        <w:rPr>
+          <w:sz w:val="26"/>
+          <w:szCs w:val="26"/>
+          <w:lang w:val="en-US"/>
+        </w:rPr>
+        <w:t>bát</w:t>
+      </w:r>
+      <w:proofErr w:type="spellEnd"/>
+      <w:r>
+        <w:rPr>
+          <w:sz w:val="26"/>
+          <w:szCs w:val="26"/>
+          <w:lang w:val="en-US"/>
+        </w:rPr>
+        <w:t xml:space="preserve"> </w:t>
+      </w:r>
+      <w:proofErr w:type="spellStart"/>
+      <w:proofErr w:type="gramStart"/>
+      <w:r>
+        <w:rPr>
+          <w:sz w:val="26"/>
+          <w:szCs w:val="26"/>
+          <w:lang w:val="en-US"/>
+        </w:rPr>
+        <w:t>phân</w:t>
+      </w:r>
+      <w:proofErr w:type="spellEnd"/>
+      <w:r>
+        <w:rPr>
+          <w:sz w:val="26"/>
+          <w:szCs w:val="26"/>
+          <w:lang w:val="en-US"/>
+        </w:rPr>
+        <w:t xml:space="preserve"> :</w:t>
+      </w:r>
+      <w:proofErr w:type="gramEnd"/>
+      <w:r>
+        <w:rPr>
+          <w:sz w:val="26"/>
+          <w:szCs w:val="26"/>
+          <w:lang w:val="en-US"/>
+        </w:rPr>
+        <w:t xml:space="preserve"> 33367(8)</w:t>
+      </w:r>
+    </w:p>
+    <w:p>
+      <w:pPr>
+        <w:rPr>
+          <w:sz w:val="26"/>
+          <w:szCs w:val="26"/>
+          <w:lang w:val="en-US"/>
+        </w:rPr>
+      </w:pPr>
+      <w:r>
+        <w:rPr>
+          <w:sz w:val="26"/>
+          <w:szCs w:val="26"/>
+          <w:lang w:val="en-US"/>
+        </w:rPr>
+        <w:t xml:space="preserve">20202(10) sang </w:t>
+      </w:r>
+      <w:proofErr w:type="spellStart"/>
+      <w:r>
+        <w:rPr>
+          <w:sz w:val="26"/>
+          <w:szCs w:val="26"/>
+          <w:lang w:val="en-US"/>
+        </w:rPr>
+        <w:t>hệ</w:t>
+      </w:r>
+      <w:proofErr w:type="spellEnd"/>
+      <w:r>
+        <w:rPr>
+          <w:sz w:val="26"/>
+          <w:szCs w:val="26"/>
+          <w:lang w:val="en-US"/>
+        </w:rPr>
+        <w:t xml:space="preserve"> </w:t>
+      </w:r>
+      <w:proofErr w:type="spellStart"/>
+      <w:r>
+        <w:rPr>
+          <w:sz w:val="26"/>
+          <w:szCs w:val="26"/>
+          <w:lang w:val="en-US"/>
+        </w:rPr>
+        <w:t>bát</w:t>
+      </w:r>
+      <w:proofErr w:type="spellEnd"/>
+      <w:r>
+        <w:rPr>
+          <w:sz w:val="26"/>
+          <w:szCs w:val="26"/>
+          <w:lang w:val="en-US"/>
+        </w:rPr>
+        <w:t xml:space="preserve"> </w:t>
+      </w:r>
+      <w:proofErr w:type="spellStart"/>
+      <w:proofErr w:type="gramStart"/>
+      <w:r>
+        <w:rPr>
+          <w:sz w:val="26"/>
+          <w:szCs w:val="26"/>
+          <w:lang w:val="en-US"/>
+        </w:rPr>
+        <w:t>phân</w:t>
+      </w:r>
+      <w:proofErr w:type="spellEnd"/>
+      <w:r>
+        <w:rPr>
+          <w:sz w:val="26"/>
+          <w:szCs w:val="26"/>
+          <w:lang w:val="en-US"/>
+        </w:rPr>
+        <w:t xml:space="preserve"> :</w:t>
+      </w:r>
+      <w:proofErr w:type="gramEnd"/>
+      <w:r>
+        <w:rPr>
+          <w:sz w:val="26"/>
+          <w:szCs w:val="26"/>
+          <w:lang w:val="en-US"/>
+        </w:rPr>
+        <w:t xml:space="preserve"> 47352(8)</w:t>
+      </w:r>
+    </w:p>
+    <w:p>
+      <w:pPr>
+        <w:rPr>
+          <w:sz w:val="26"/>
+          <w:szCs w:val="26"/>
+          <w:lang w:val="en-US"/>
+        </w:rPr>
+      </w:pPr>
+      <w:r>
+        <w:rPr>
+          <w:sz w:val="26"/>
+          <w:szCs w:val="26"/>
+          <w:lang w:val="en-US"/>
+        </w:rPr>
+        <w:t xml:space="preserve">483(8) sang </w:t>
+      </w:r>
+      <w:proofErr w:type="spellStart"/>
+      <w:r>
+        <w:rPr>
+          <w:sz w:val="26"/>
+          <w:szCs w:val="26"/>
+          <w:lang w:val="en-US"/>
+        </w:rPr>
+        <w:t>hệ</w:t>
+      </w:r>
+      <w:proofErr w:type="spellEnd"/>
+      <w:r>
+        <w:rPr>
+          <w:sz w:val="26"/>
+          <w:szCs w:val="26"/>
+          <w:lang w:val="en-US"/>
+        </w:rPr>
+        <w:t xml:space="preserve"> </w:t>
+      </w:r>
+      <w:proofErr w:type="spellStart"/>
+      <w:r>
+        <w:rPr>
+          <w:sz w:val="26"/>
+          <w:szCs w:val="26"/>
+          <w:lang w:val="en-US"/>
+        </w:rPr>
+        <w:t>thập</w:t>
+      </w:r>
+      <w:proofErr w:type="spellEnd"/>
+      <w:r>
+        <w:rPr>
+          <w:sz w:val="26"/>
+          <w:szCs w:val="26"/>
+          <w:lang w:val="en-US"/>
+        </w:rPr>
+        <w:t xml:space="preserve"> </w:t>
+      </w:r>
+      <w:proofErr w:type="spellStart"/>
+      <w:proofErr w:type="gramStart"/>
+      <w:r>
+        <w:rPr>
+          <w:sz w:val="26"/>
+          <w:szCs w:val="26"/>
+          <w:lang w:val="en-US"/>
+        </w:rPr>
+        <w:t>phân</w:t>
+      </w:r>
+      <w:proofErr w:type="spellEnd"/>
+      <w:r>
+        <w:rPr>
+          <w:sz w:val="26"/>
+          <w:szCs w:val="26"/>
+          <w:lang w:val="en-US"/>
+        </w:rPr>
+        <w:t xml:space="preserve"> :</w:t>
+      </w:r>
+      <w:proofErr w:type="gramEnd"/>
+      <w:r>
+        <w:rPr>
+          <w:sz w:val="26"/>
+          <w:szCs w:val="26"/>
+          <w:lang w:val="en-US"/>
+        </w:rPr>
+        <w:t xml:space="preserve"> 323(10)</w:t>
+      </w:r>
+    </w:p>
+    <w:p>
+      <w:pPr>
+        <w:rPr>
+          <w:sz w:val="26"/>
+          <w:szCs w:val="26"/>
+          <w:lang w:val="en-US"/>
+        </w:rPr>
+      </w:pPr>
+      <w:r>
+        <w:rPr>
+          <w:sz w:val="26"/>
+          <w:szCs w:val="26"/>
+          <w:lang w:val="en-US"/>
+        </w:rPr>
+        <w:t xml:space="preserve">1275(8) sang </w:t>
+      </w:r>
+      <w:proofErr w:type="spellStart"/>
+      <w:r>
+        <w:rPr>
+          <w:sz w:val="26"/>
+          <w:szCs w:val="26"/>
+          <w:lang w:val="en-US"/>
+        </w:rPr>
+        <w:t>hệ</w:t>
+      </w:r>
+      <w:proofErr w:type="spellEnd"/>
+      <w:r>
+        <w:rPr>
+          <w:sz w:val="26"/>
+          <w:szCs w:val="26"/>
+          <w:lang w:val="en-US"/>
+        </w:rPr>
+        <w:t xml:space="preserve"> </w:t>
+      </w:r>
+      <w:proofErr w:type="spellStart"/>
+      <w:r>
+        <w:rPr>
+          <w:sz w:val="26"/>
+          <w:szCs w:val="26"/>
+          <w:lang w:val="en-US"/>
+        </w:rPr>
+        <w:t>bát</w:t>
+      </w:r>
+      <w:proofErr w:type="spellEnd"/>
+      <w:r>
+        <w:rPr>
+          <w:sz w:val="26"/>
+          <w:szCs w:val="26"/>
+          <w:lang w:val="en-US"/>
+        </w:rPr>
+        <w:t xml:space="preserve"> </w:t>
+      </w:r>
+      <w:proofErr w:type="spellStart"/>
+      <w:proofErr w:type="gramStart"/>
+      <w:r>
+        <w:rPr>
+          <w:sz w:val="26"/>
+          <w:szCs w:val="26"/>
+          <w:lang w:val="en-US"/>
+        </w:rPr>
+        <w:t>phân</w:t>
+      </w:r>
+      <w:proofErr w:type="spellEnd"/>
+      <w:r>
+        <w:rPr>
+          <w:sz w:val="26"/>
+          <w:szCs w:val="26"/>
+          <w:lang w:val="en-US"/>
+        </w:rPr>
+        <w:t xml:space="preserve"> :</w:t>
+      </w:r>
+      <w:proofErr w:type="gramEnd"/>
+      <w:r>
+        <w:rPr>
+          <w:sz w:val="26"/>
+          <w:szCs w:val="26"/>
+          <w:lang w:val="en-US"/>
+        </w:rPr>
+        <w:t xml:space="preserve"> 701(10)</w:t>
+      </w:r>
+    </w:p>
+    <w:p>
+      <w:pPr>
+        <w:rPr>
+          <w:sz w:val="26"/>
+          <w:szCs w:val="26"/>
+          <w:lang w:val="en-US"/>
+        </w:rPr>
+      </w:pPr>
+      <w:r>
+        <w:rPr>
+          <w:sz w:val="26"/>
+          <w:szCs w:val="26"/>
+          <w:lang w:val="en-US"/>
+        </w:rPr>
+        <w:t xml:space="preserve"> </w:t>
+      </w:r>
+    </w:p>
+    <w:p>
+      <w:pPr>
+        <w:rPr>
+          <w:sz w:val="26"/>
+          <w:szCs w:val="26"/>
+          <w:lang w:val="en-US"/>
+        </w:rPr>
+      </w:pPr>
+      <w:proofErr w:type="spellStart"/>
+      <w:r>
+        <w:rPr>
+          <w:sz w:val="26"/>
+          <w:szCs w:val="26"/>
+          <w:lang w:val="en-US"/>
+        </w:rPr>
+        <w:t>Bài</w:t>
+      </w:r>
+      <w:proofErr w:type="spellEnd"/>
+      <w:r>
+        <w:rPr>
+          <w:sz w:val="26"/>
+          <w:szCs w:val="26"/>
+          <w:lang w:val="en-US"/>
+        </w:rPr>
+        <w:t xml:space="preserve"> 2:</w:t>
+      </w:r>
+    </w:p>
+    <w:p>
+      <w:pPr>
+        <w:rPr>
+          <w:sz w:val="26"/>
+          <w:szCs w:val="26"/>
+          <w:lang w:val="en-US"/>
+        </w:rPr>
+      </w:pPr>
+      <w:r>
+        <w:rPr>
+          <w:sz w:val="26"/>
+          <w:szCs w:val="26"/>
+          <w:lang w:val="en-US"/>
+        </w:rPr>
+        <w:drawing>
+          <wp:inline distT="0" distB="0" distL="0" distR="0" wp14:anchorId="3011714E" wp14:editId="63BB04AF">
+            <wp:extent cx="2315210" cy="2192215"/>
+            <wp:effectExtent l="0" t="0" r="8890" b="0"/>
+            <wp:docPr id="1" name="Picture 1"/>
+            <wp:cNvGraphicFramePr>
+              <a:graphicFrameLocks xmlns:a="http://schemas.openxmlformats.org/drawingml/2006/main" noChangeAspect="1"/>
+            </wp:cNvGraphicFramePr>
+            <a:graphic xmlns:a="http://schemas.openxmlformats.org/drawingml/2006/main">
+              <a:graphicData uri="http://schemas.openxmlformats.org/drawingml/2006/picture">
+                <pic:pic xmlns:pic="http://schemas.openxmlformats.org/drawingml/2006/picture">
+                  <pic:nvPicPr>
+                    <pic:cNvPr id="1" name=""/>
+                    <pic:cNvPicPr/>
+                  </pic:nvPicPr>
+                  <pic:blipFill>
+                    <a:blip r:embed="rId4"/>
+                    <a:stretch>
+                      <a:fillRect/>
+                    </a:stretch>
+                  </pic:blipFill>
+                  <pic:spPr>
+                    <a:xfrm>
+                      <a:off x="0" y="0"/>
+                      <a:ext cx="2322263" cy="2198894"/>
+                    </a:xfrm>
+                    <a:prstGeom prst="rect">
+                      <a:avLst/>
+                    </a:prstGeom>
+                  </pic:spPr>
+                </pic:pic>
+              </a:graphicData>
+            </a:graphic>
+          </wp:inline>
+        </w:drawing>
+      </w:r>
+      <w:r>
+        <w:rPr>
+          <w:sz w:val="26"/>
+          <w:szCs w:val="26"/>
+          <w:lang w:val="en-US"/>
+        </w:rPr>
+        <w:drawing>
+          <wp:inline distT="0" distB="0" distL="0" distR="0" wp14:anchorId="7EC9B1A8" wp14:editId="1E135086">
+            <wp:extent cx="5943600" cy="368935"/>
+            <wp:effectExtent l="0" t="0" r="0" b="0"/>
+            <wp:docPr id="4" name="Picture 4"/>
+            <wp:cNvGraphicFramePr>
+              <a:graphicFrameLocks xmlns:a="http://schemas.openxmlformats.org/drawingml/2006/main" noChangeAspect="1"/>
+            </wp:cNvGraphicFramePr>
+            <a:graphic xmlns:a="http://schemas.openxmlformats.org/drawingml/2006/main">
+              <a:graphicData uri="http://schemas.openxmlformats.org/drawingml/2006/picture">
+                <pic:pic xmlns:pic="http://schemas.openxmlformats.org/drawingml/2006/picture">
+                  <pic:nvPicPr>
+                    <pic:cNvPr id="1" name=""/>
+                    <pic:cNvPicPr/>
+                  </pic:nvPicPr>
+                  <pic:blipFill>
+                    <a:blip r:embed="rId5"/>
+                    <a:stretch>
+                      <a:fillRect/>
+                    </a:stretch>
+                  </pic:blipFill>
+                  <pic:spPr>
+                    <a:xfrm>
+                      <a:off x="0" y="0"/>
+                      <a:ext cx="5943600" cy="368935"/>
+                    </a:xfrm>
+                    <a:prstGeom prst="rect">
+                      <a:avLst/>
+                    </a:prstGeom>
+                  </pic:spPr>
+                </pic:pic>
+              </a:graphicData>
+            </a:graphic>
+          </wp:inline>
+        </w:drawing>
+      </w:r>
+    </w:p>
+    <w:p>
+      <w:pPr>
+        <w:rPr>
+          <w:sz w:val="26"/>
+          <w:szCs w:val="26"/>
+          <w:lang w:val="en-US"/>
+        </w:rPr>
+      </w:pPr>
+    </w:p>
+    <w:p>
+      <w:pPr>
+        <w:rPr>
+          <w:sz w:val="26"/>
+          <w:szCs w:val="26"/>
+          <w:lang w:val="en-US"/>
+        </w:rPr>
+      </w:pPr>
+    </w:p>
+    <w:p>
+      <w:pPr>
+        <w:rPr>
+          <w:sz w:val="26"/>
+          <w:szCs w:val="26"/>
+          <w:lang w:val="en-US"/>
+        </w:rPr>
+      </w:pPr>
+      <w:proofErr w:type="spellStart"/>
+      <w:r>
+        <w:rPr>
+          <w:sz w:val="26"/>
+          <w:szCs w:val="26"/>
+          <w:lang w:val="en-US"/>
+        </w:rPr>
+        <w:t>Bài</w:t>
+      </w:r>
+      <w:proofErr w:type="spellEnd"/>
+      <w:r>
+        <w:rPr>
+          <w:sz w:val="26"/>
+          <w:szCs w:val="26"/>
+          <w:lang w:val="en-US"/>
+        </w:rPr>
+        <w:t xml:space="preserve"> 3;</w:t>
+      </w:r>
+    </w:p>
+    <w:p>
+      <w:pPr>
+        <w:rPr>
+          <w:sz w:val="26"/>
+          <w:szCs w:val="26"/>
+          <w:lang w:val="en-US"/>
+        </w:rPr>
+      </w:pPr>
+      <w:r>
+        <w:rPr>
+          <w:sz w:val="26"/>
+          <w:szCs w:val="26"/>
+          <w:lang w:val="en-US"/>
+        </w:rPr>
+        <w:lastRenderedPageBreak/>
+        <w:drawing>
+          <wp:inline distT="0" distB="0" distL="0" distR="0" wp14:anchorId="286125ED" wp14:editId="50C84102">
+            <wp:extent cx="2754923" cy="2121535"/>
+            <wp:effectExtent l="0" t="0" r="7620" b="0"/>
+            <wp:docPr id="2" name="Picture 2"/>
+            <wp:cNvGraphicFramePr>
+              <a:graphicFrameLocks xmlns:a="http://schemas.openxmlformats.org/drawingml/2006/main" noChangeAspect="1"/>
+            </wp:cNvGraphicFramePr>
+            <a:graphic xmlns:a="http://schemas.openxmlformats.org/drawingml/2006/main">
+              <a:graphicData uri="http://schemas.openxmlformats.org/drawingml/2006/picture">
+                <pic:pic xmlns:pic="http://schemas.openxmlformats.org/drawingml/2006/picture">
+                  <pic:nvPicPr>
+                    <pic:cNvPr id="1" name=""/>
+                    <pic:cNvPicPr/>
+                  </pic:nvPicPr>
+                  <pic:blipFill>
+                    <a:blip r:embed="rId6"/>
+                    <a:stretch>
+                      <a:fillRect/>
+                    </a:stretch>
+                  </pic:blipFill>
+                  <pic:spPr>
+                    <a:xfrm>
+                      <a:off x="0" y="0"/>
+                      <a:ext cx="2763505" cy="2128144"/>
+                    </a:xfrm>
+                    <a:prstGeom prst="rect">
+                      <a:avLst/>
+                    </a:prstGeom>
+                  </pic:spPr>
+                </pic:pic>
+              </a:graphicData>
+            </a:graphic>
+          </wp:inline>
+        </w:drawing>
+      </w:r>
+      <w:r>
+        <w:rPr>
+          <w:sz w:val="26"/>
+          <w:szCs w:val="26"/>
+          <w:lang w:val="en-US"/>
+        </w:rPr>
+        <w:drawing>
+          <wp:inline distT="0" distB="0" distL="0" distR="0" wp14:anchorId="66FEA5CE" wp14:editId="3053E650">
+            <wp:extent cx="3017605" cy="2010508"/>
+            <wp:effectExtent l="0" t="0" r="0" b="8890"/>
+            <wp:docPr id="5" name="Picture 5"/>
+            <wp:cNvGraphicFramePr>
+              <a:graphicFrameLocks xmlns:a="http://schemas.openxmlformats.org/drawingml/2006/main" noChangeAspect="1"/>
+            </wp:cNvGraphicFramePr>
+            <a:graphic xmlns:a="http://schemas.openxmlformats.org/drawingml/2006/main">
+              <a:graphicData uri="http://schemas.openxmlformats.org/drawingml/2006/picture">
+                <pic:pic xmlns:pic="http://schemas.openxmlformats.org/drawingml/2006/picture">
+                  <pic:nvPicPr>
+                    <pic:cNvPr id="1" name=""/>
+                    <pic:cNvPicPr/>
+                  </pic:nvPicPr>
+                  <pic:blipFill>
+                    <a:blip r:embed="rId7"/>
+                    <a:stretch>
+                      <a:fillRect/>
+                    </a:stretch>
+                  </pic:blipFill>
+                  <pic:spPr>
+                    <a:xfrm>
+                      <a:off x="0" y="0"/>
+                      <a:ext cx="3038715" cy="2024573"/>
+                    </a:xfrm>
+                    <a:prstGeom prst="rect">
+                      <a:avLst/>
+                    </a:prstGeom>
+                  </pic:spPr>
+                </pic:pic>
+              </a:graphicData>
+            </a:graphic>
+          </wp:inline>
+        </w:drawing>
+      </w:r>
+    </w:p>
+    <w:p>
+      <w:pPr>
+        <w:rPr>
+          <w:sz w:val="26"/>
+          <w:szCs w:val="26"/>
+          <w:lang w:val="en-US"/>
+        </w:rPr>
+      </w:pPr>
+      <w:r>
+        <w:rPr>
+          <w:sz w:val="26"/>
+          <w:szCs w:val="26"/>
+          <w:lang w:val="en-US"/>
+        </w:rPr>
+        <w:drawing>
+          <wp:inline distT="0" distB="0" distL="0" distR="0" wp14:anchorId="640EA5E9" wp14:editId="2894B0C7">
+            <wp:extent cx="1863969" cy="2181224"/>
+            <wp:effectExtent l="0" t="0" r="3175" b="0"/>
+            <wp:docPr id="3" name="Picture 3"/>
+            <wp:cNvGraphicFramePr>
+              <a:graphicFrameLocks xmlns:a="http://schemas.openxmlformats.org/drawingml/2006/main" noChangeAspect="1"/>
+            </wp:cNvGraphicFramePr>
+            <a:graphic xmlns:a="http://schemas.openxmlformats.org/drawingml/2006/main">
+              <a:graphicData uri="http://schemas.openxmlformats.org/drawingml/2006/picture">
+                <pic:pic xmlns:pic="http://schemas.openxmlformats.org/drawingml/2006/picture">
+                  <pic:nvPicPr>
+                    <pic:cNvPr id="1" name=""/>
+                    <pic:cNvPicPr/>
+                  </pic:nvPicPr>
+                  <pic:blipFill>
+                    <a:blip r:embed="rId8"/>
+                    <a:stretch>
+                      <a:fillRect/>
+                    </a:stretch>
+                  </pic:blipFill>
+                  <pic:spPr>
+                    <a:xfrm>
+                      <a:off x="0" y="0"/>
+                      <a:ext cx="1869756" cy="2187996"/>
+                    </a:xfrm>
+                    <a:prstGeom prst="rect">
+                      <a:avLst/>
+                    </a:prstGeom>
+                  </pic:spPr>
+                </pic:pic>
+              </a:graphicData>
+            </a:graphic>
+          </wp:inline>
+        </w:drawing>
+      </w:r>
+    </w:p>
     <w:sectPr>
       <w:pgSz w:w="12240" w:h="15840"/>
       <w:pgMar w:top="1440" w:right="1440" w:bottom="1440" w:left="1440" w:header="720" w:footer="720" w:gutter="0"/>
